--- a/docs/atlas/ATL-05_Ton-kho.docx
+++ b/docs/atlas/ATL-05_Ton-kho.docx
@@ -313,7 +313,7 @@
                 <w:sz w:val="19"/>
                 <w:szCs w:val="19"/>
               </w:rPr>
-              <w:t xml:space="preserve">1.0 — 22/10/2026</w:t>
+              <w:t xml:space="preserve">1.1 — 23/10/2026</w:t>
             </w:r>
           </w:p>
         </w:tc>
@@ -519,7 +519,7 @@
           <w:sz w:val="19"/>
           <w:szCs w:val="19"/>
         </w:rPr>
-        <w:t xml:space="preserve">Lưu ý: các mã quyền là danh mục đã định nghĩa (xem ATL-23); giao diện hiện chưa kiểm tra quyền — mọi tài khoản đăng nhập đều xem và dùng được mọi chức năng.</w:t>
+        <w:t xml:space="preserve">Lưu ý: quyền được kiểm tra ở cả hai nơi — giao diện ẩn trang, mục menu và nút mà chức vụ không có quyền; máy chủ kiểm tra lại ở mọi API (thiếu quyền thì báo "Chức vụ của bạn chưa có quyền…"). Danh mục quyền: ATL-23.</w:t>
       </w:r>
     </w:p>
     <w:p>
@@ -3007,7 +3007,7 @@
           <w:sz w:val="21"/>
           <w:szCs w:val="21"/>
         </w:rPr>
-        <w:t xml:space="preserve">Hệ thống hiện chạy trên dữ liệu mô phỏng (mock) trong trình duyệt; các quy tắc dưới đây là hành vi đã cài đặt ở giao diện và sẽ ánh xạ 1:1 sang API backend.</w:t>
+        <w:t xml:space="preserve">Dữ liệu được lưu ở máy chủ (cơ sở dữ liệu PostgreSQL) và đọc / ghi qua API; các quy tắc nghiệp vụ trong tài liệu này được áp ở máy chủ, giao diện báo lỗi sớm cho người dùng. Mỗi thao tác ghi để lại một dòng Nhật ký hoạt động (ATL-27).</w:t>
       </w:r>
     </w:p>
     <w:sectPr>

--- a/docs/atlas/ATL-05_Ton-kho.docx
+++ b/docs/atlas/ATL-05_Ton-kho.docx
@@ -1,6 +1,6 @@
 
 <file path=word/document.xml><?xml version="1.0" encoding="utf-8"?>
-<w:document xmlns:wpc="http://schemas.microsoft.com/office/word/2010/wordprocessingCanvas" xmlns:mc="http://schemas.openxmlformats.org/markup-compatibility/2006" xmlns:o="urn:schemas-microsoft-com:office:office" xmlns:r="http://schemas.openxmlformats.org/officeDocument/2006/relationships" xmlns:m="http://schemas.openxmlformats.org/officeDocument/2006/math" xmlns:v="urn:schemas-microsoft-com:vml" xmlns:wp14="http://schemas.microsoft.com/office/word/2010/wordprocessingDrawing" xmlns:wp="http://schemas.openxmlformats.org/drawingml/2006/wordprocessingDrawing" xmlns:w10="urn:schemas-microsoft-com:office:word" xmlns:w="http://schemas.openxmlformats.org/wordprocessingml/2006/main" xmlns:w14="http://schemas.microsoft.com/office/word/2010/wordml" xmlns:w15="http://schemas.microsoft.com/office/word/2012/wordml" xmlns:wpg="http://schemas.microsoft.com/office/word/2010/wordprocessingGroup" xmlns:wpi="http://schemas.microsoft.com/office/word/2010/wordprocessingInk" xmlns:wne="http://schemas.microsoft.com/office/word/2006/wordml" xmlns:wps="http://schemas.microsoft.com/office/word/2010/wordprocessingShape" xmlns:cx="http://schemas.microsoft.com/office/drawing/2014/chartex" xmlns:cx1="http://schemas.microsoft.com/office/drawing/2015/9/8/chartex" xmlns:cx2="http://schemas.microsoft.com/office/drawing/2015/10/21/chartex" xmlns:cx3="http://schemas.microsoft.com/office/drawing/2016/5/9/chartex" xmlns:cx4="http://schemas.microsoft.com/office/drawing/2016/5/10/chartex" xmlns:cx5="http://schemas.microsoft.com/office/drawing/2016/5/11/chartex" xmlns:cx6="http://schemas.microsoft.com/office/drawing/2016/5/12/chartex" xmlns:cx7="http://schemas.microsoft.com/office/drawing/2016/5/13/chartex" xmlns:cx8="http://schemas.microsoft.com/office/drawing/2016/5/14/chartex" xmlns:aink="http://schemas.microsoft.com/office/drawing/2016/ink" xmlns:am3d="http://schemas.microsoft.com/office/drawing/2017/model3d" xmlns:w16cex="http://schemas.microsoft.com/office/word/2018/wordml/cex" xmlns:w16cid="http://schemas.microsoft.com/office/word/2016/wordml/cid" xmlns:w16="http://schemas.microsoft.com/office/word/2018/wordml" xmlns:w16sdtdh="http://schemas.microsoft.com/office/word/2020/wordml/sdtdatahash" xmlns:w16se="http://schemas.microsoft.com/office/word/2015/wordml/symex" mc:Ignorable="w14 w15 wp14">
+<w:document xmlns:r="http://schemas.openxmlformats.org/officeDocument/2006/relationships" xmlns:w="http://schemas.openxmlformats.org/wordprocessingml/2006/main">
   <w:body>
     <w:p>
       <w:pPr>
@@ -313,7 +313,7 @@
                 <w:sz w:val="19"/>
                 <w:szCs w:val="19"/>
               </w:rPr>
-              <w:t xml:space="preserve">1.1 — 23/10/2026</w:t>
+              <w:t xml:space="preserve">1.2 — 29/10/2026</w:t>
             </w:r>
           </w:p>
         </w:tc>
@@ -386,11 +386,6 @@
         </w:tc>
       </w:tr>
     </w:tbl>
-    <w:p>
-      <w:pPr>
-        <w:spacing w:after="80"/>
-      </w:pPr>
-    </w:p>
     <w:p>
       <w:pPr>
         <w:pStyle w:val="Heading1"/>
@@ -437,7 +432,7 @@
           <w:sz w:val="21"/>
           <w:szCs w:val="21"/>
         </w:rPr>
-        <w:t xml:space="preserve">Xem tồn hiện tại của từng mặt hàng (quy về ĐVT chính) theo từng kho, kèm số đã đặt, sắp về và có thể bán; phát hiện hàng dưới mức tối thiểu.</w:t>
+        <w:t xml:space="preserve">Xem tồn hiện tại của từng mặt hàng (quy về ĐVT chính) theo từng kho, kèm số đã đặt, sắp về và có thể bán; phát hiện hàng dưới mức tối thiểu và gợi ý lập đơn nhập theo từng nhà cung cấp.</w:t>
       </w:r>
     </w:p>
     <w:p>
@@ -463,7 +458,7 @@
         <w:pStyle w:val="ListParagraph"/>
         <w:numPr>
           <w:ilvl w:val="0"/>
-          <w:numId w:val="2"/>
+          <w:numId w:val="1"/>
         </w:numPr>
         <w:spacing w:after="60" w:line="290"/>
       </w:pPr>
@@ -504,7 +499,7 @@
           <w:sz w:val="21"/>
           <w:szCs w:val="21"/>
         </w:rPr>
-        <w:t xml:space="preserve">stock.view.</w:t>
+        <w:t xml:space="preserve">stock.view; cột Giá trị tồn cần stock.view_value hoặc product.view_cost_price; lập đơn nhập từ gợi ý cần purchase.create.</w:t>
       </w:r>
     </w:p>
     <w:p>
@@ -811,7 +806,7 @@
     </w:tbl>
     <w:p>
       <w:pPr>
-        <w:spacing w:after="80"/>
+        <w:spacing w:after="0" w:line="120" w:lineRule="exact"/>
       </w:pPr>
     </w:p>
     <w:tbl>
@@ -827,10 +822,10 @@
         </w:tblBorders>
       </w:tblPr>
       <w:tblGrid>
-        <w:gridCol w:w="596"/>
-        <w:gridCol w:w="1490"/>
-        <w:gridCol w:w="3974"/>
-        <w:gridCol w:w="3578"/>
+        <w:gridCol w:w="660"/>
+        <w:gridCol w:w="1100"/>
+        <w:gridCol w:w="2879"/>
+        <w:gridCol w:w="4999"/>
       </w:tblGrid>
       <w:tr>
         <w:trPr>
@@ -839,7 +834,7 @@
         </w:trPr>
         <w:tc>
           <w:tcPr>
-            <w:tcW w:type="dxa" w:w="596"/>
+            <w:tcW w:type="dxa" w:w="660"/>
             <w:tcBorders>
               <w:top w:val="single" w:color="A6A6A6" w:sz="4"/>
               <w:left w:val="single" w:color="A6A6A6" w:sz="4"/>
@@ -873,7 +868,7 @@
         </w:tc>
         <w:tc>
           <w:tcPr>
-            <w:tcW w:type="dxa" w:w="1490"/>
+            <w:tcW w:type="dxa" w:w="1100"/>
             <w:tcBorders>
               <w:top w:val="single" w:color="A6A6A6" w:sz="4"/>
               <w:left w:val="single" w:color="A6A6A6" w:sz="4"/>
@@ -907,7 +902,7 @@
         </w:tc>
         <w:tc>
           <w:tcPr>
-            <w:tcW w:type="dxa" w:w="3974"/>
+            <w:tcW w:type="dxa" w:w="2879"/>
             <w:tcBorders>
               <w:top w:val="single" w:color="A6A6A6" w:sz="4"/>
               <w:left w:val="single" w:color="A6A6A6" w:sz="4"/>
@@ -941,7 +936,7 @@
         </w:tc>
         <w:tc>
           <w:tcPr>
-            <w:tcW w:type="dxa" w:w="3578"/>
+            <w:tcW w:type="dxa" w:w="4999"/>
             <w:tcBorders>
               <w:top w:val="single" w:color="A6A6A6" w:sz="4"/>
               <w:left w:val="single" w:color="A6A6A6" w:sz="4"/>
@@ -980,7 +975,7 @@
         </w:trPr>
         <w:tc>
           <w:tcPr>
-            <w:tcW w:type="dxa" w:w="596"/>
+            <w:tcW w:type="dxa" w:w="660"/>
             <w:tcBorders>
               <w:top w:val="single" w:color="A6A6A6" w:sz="4"/>
               <w:left w:val="single" w:color="A6A6A6" w:sz="4"/>
@@ -1011,7 +1006,7 @@
         </w:tc>
         <w:tc>
           <w:tcPr>
-            <w:tcW w:type="dxa" w:w="1490"/>
+            <w:tcW w:type="dxa" w:w="1100"/>
             <w:tcBorders>
               <w:top w:val="single" w:color="A6A6A6" w:sz="4"/>
               <w:left w:val="single" w:color="A6A6A6" w:sz="4"/>
@@ -1042,7 +1037,7 @@
         </w:tc>
         <w:tc>
           <w:tcPr>
-            <w:tcW w:type="dxa" w:w="3974"/>
+            <w:tcW w:type="dxa" w:w="2879"/>
             <w:tcBorders>
               <w:top w:val="single" w:color="A6A6A6" w:sz="4"/>
               <w:left w:val="single" w:color="A6A6A6" w:sz="4"/>
@@ -1073,7 +1068,7 @@
         </w:tc>
         <w:tc>
           <w:tcPr>
-            <w:tcW w:type="dxa" w:w="3578"/>
+            <w:tcW w:type="dxa" w:w="4999"/>
             <w:tcBorders>
               <w:top w:val="single" w:color="A6A6A6" w:sz="4"/>
               <w:left w:val="single" w:color="A6A6A6" w:sz="4"/>
@@ -1109,7 +1104,7 @@
         </w:trPr>
         <w:tc>
           <w:tcPr>
-            <w:tcW w:type="dxa" w:w="596"/>
+            <w:tcW w:type="dxa" w:w="660"/>
             <w:tcBorders>
               <w:top w:val="single" w:color="A6A6A6" w:sz="4"/>
               <w:left w:val="single" w:color="A6A6A6" w:sz="4"/>
@@ -1140,7 +1135,7 @@
         </w:tc>
         <w:tc>
           <w:tcPr>
-            <w:tcW w:type="dxa" w:w="1490"/>
+            <w:tcW w:type="dxa" w:w="1100"/>
             <w:tcBorders>
               <w:top w:val="single" w:color="A6A6A6" w:sz="4"/>
               <w:left w:val="single" w:color="A6A6A6" w:sz="4"/>
@@ -1171,7 +1166,7 @@
         </w:tc>
         <w:tc>
           <w:tcPr>
-            <w:tcW w:type="dxa" w:w="3974"/>
+            <w:tcW w:type="dxa" w:w="2879"/>
             <w:tcBorders>
               <w:top w:val="single" w:color="A6A6A6" w:sz="4"/>
               <w:left w:val="single" w:color="A6A6A6" w:sz="4"/>
@@ -1202,7 +1197,7 @@
         </w:tc>
         <w:tc>
           <w:tcPr>
-            <w:tcW w:type="dxa" w:w="3578"/>
+            <w:tcW w:type="dxa" w:w="4999"/>
             <w:tcBorders>
               <w:top w:val="single" w:color="A6A6A6" w:sz="4"/>
               <w:left w:val="single" w:color="A6A6A6" w:sz="4"/>
@@ -1238,7 +1233,7 @@
         </w:trPr>
         <w:tc>
           <w:tcPr>
-            <w:tcW w:type="dxa" w:w="596"/>
+            <w:tcW w:type="dxa" w:w="660"/>
             <w:tcBorders>
               <w:top w:val="single" w:color="A6A6A6" w:sz="4"/>
               <w:left w:val="single" w:color="A6A6A6" w:sz="4"/>
@@ -1269,7 +1264,7 @@
         </w:tc>
         <w:tc>
           <w:tcPr>
-            <w:tcW w:type="dxa" w:w="1490"/>
+            <w:tcW w:type="dxa" w:w="1100"/>
             <w:tcBorders>
               <w:top w:val="single" w:color="A6A6A6" w:sz="4"/>
               <w:left w:val="single" w:color="A6A6A6" w:sz="4"/>
@@ -1300,7 +1295,7 @@
         </w:tc>
         <w:tc>
           <w:tcPr>
-            <w:tcW w:type="dxa" w:w="3974"/>
+            <w:tcW w:type="dxa" w:w="2879"/>
             <w:tcBorders>
               <w:top w:val="single" w:color="A6A6A6" w:sz="4"/>
               <w:left w:val="single" w:color="A6A6A6" w:sz="4"/>
@@ -1331,7 +1326,7 @@
         </w:tc>
         <w:tc>
           <w:tcPr>
-            <w:tcW w:type="dxa" w:w="3578"/>
+            <w:tcW w:type="dxa" w:w="4999"/>
             <w:tcBorders>
               <w:top w:val="single" w:color="A6A6A6" w:sz="4"/>
               <w:left w:val="single" w:color="A6A6A6" w:sz="4"/>
@@ -1367,7 +1362,7 @@
         </w:trPr>
         <w:tc>
           <w:tcPr>
-            <w:tcW w:type="dxa" w:w="596"/>
+            <w:tcW w:type="dxa" w:w="660"/>
             <w:tcBorders>
               <w:top w:val="single" w:color="A6A6A6" w:sz="4"/>
               <w:left w:val="single" w:color="A6A6A6" w:sz="4"/>
@@ -1398,7 +1393,7 @@
         </w:tc>
         <w:tc>
           <w:tcPr>
-            <w:tcW w:type="dxa" w:w="1490"/>
+            <w:tcW w:type="dxa" w:w="1100"/>
             <w:tcBorders>
               <w:top w:val="single" w:color="A6A6A6" w:sz="4"/>
               <w:left w:val="single" w:color="A6A6A6" w:sz="4"/>
@@ -1429,7 +1424,7 @@
         </w:tc>
         <w:tc>
           <w:tcPr>
-            <w:tcW w:type="dxa" w:w="3974"/>
+            <w:tcW w:type="dxa" w:w="2879"/>
             <w:tcBorders>
               <w:top w:val="single" w:color="A6A6A6" w:sz="4"/>
               <w:left w:val="single" w:color="A6A6A6" w:sz="4"/>
@@ -1460,7 +1455,7 @@
         </w:tc>
         <w:tc>
           <w:tcPr>
-            <w:tcW w:type="dxa" w:w="3578"/>
+            <w:tcW w:type="dxa" w:w="4999"/>
             <w:tcBorders>
               <w:top w:val="single" w:color="A6A6A6" w:sz="4"/>
               <w:left w:val="single" w:color="A6A6A6" w:sz="4"/>
@@ -1496,7 +1491,7 @@
         </w:trPr>
         <w:tc>
           <w:tcPr>
-            <w:tcW w:type="dxa" w:w="596"/>
+            <w:tcW w:type="dxa" w:w="660"/>
             <w:tcBorders>
               <w:top w:val="single" w:color="A6A6A6" w:sz="4"/>
               <w:left w:val="single" w:color="A6A6A6" w:sz="4"/>
@@ -1527,7 +1522,136 @@
         </w:tc>
         <w:tc>
           <w:tcPr>
-            <w:tcW w:type="dxa" w:w="1490"/>
+            <w:tcW w:type="dxa" w:w="1100"/>
+            <w:tcBorders>
+              <w:top w:val="single" w:color="A6A6A6" w:sz="4"/>
+              <w:left w:val="single" w:color="A6A6A6" w:sz="4"/>
+              <w:bottom w:val="single" w:color="A6A6A6" w:sz="4"/>
+              <w:right w:val="single" w:color="A6A6A6" w:sz="4"/>
+            </w:tcBorders>
+            <w:tcMar>
+              <w:top w:type="dxa" w:w="60"/>
+              <w:left w:type="dxa" w:w="100"/>
+              <w:bottom w:type="dxa" w:w="60"/>
+              <w:right w:type="dxa" w:w="100"/>
+            </w:tcMar>
+            <w:vAlign w:val="top"/>
+          </w:tcPr>
+          <w:p>
+            <w:pPr>
+              <w:spacing w:after="20" w:line="270"/>
+            </w:pPr>
+            <w:r>
+              <w:rPr>
+                <w:rFonts w:ascii="Arial" w:cs="Arial" w:eastAsia="Arial" w:hAnsi="Arial"/>
+                <w:sz w:val="19"/>
+                <w:szCs w:val="19"/>
+              </w:rPr>
+              <w:t xml:space="preserve">Thu mua</w:t>
+            </w:r>
+          </w:p>
+        </w:tc>
+        <w:tc>
+          <w:tcPr>
+            <w:tcW w:type="dxa" w:w="2879"/>
+            <w:tcBorders>
+              <w:top w:val="single" w:color="A6A6A6" w:sz="4"/>
+              <w:left w:val="single" w:color="A6A6A6" w:sz="4"/>
+              <w:bottom w:val="single" w:color="A6A6A6" w:sz="4"/>
+              <w:right w:val="single" w:color="A6A6A6" w:sz="4"/>
+            </w:tcBorders>
+            <w:tcMar>
+              <w:top w:type="dxa" w:w="60"/>
+              <w:left w:type="dxa" w:w="100"/>
+              <w:bottom w:type="dxa" w:w="60"/>
+              <w:right w:type="dxa" w:w="100"/>
+            </w:tcMar>
+            <w:vAlign w:val="top"/>
+          </w:tcPr>
+          <w:p>
+            <w:pPr>
+              <w:spacing w:after="20" w:line="270"/>
+            </w:pPr>
+            <w:r>
+              <w:rPr>
+                <w:rFonts w:ascii="Arial" w:cs="Arial" w:eastAsia="Arial" w:hAnsi="Arial"/>
+                <w:sz w:val="19"/>
+                <w:szCs w:val="19"/>
+              </w:rPr>
+              <w:t xml:space="preserve">Bấm "Gợi ý đơn nhập" (hiện khi có vật tư dưới tối thiểu mà đơn nhập đang về chưa đủ bù).</w:t>
+            </w:r>
+          </w:p>
+        </w:tc>
+        <w:tc>
+          <w:tcPr>
+            <w:tcW w:type="dxa" w:w="4999"/>
+            <w:tcBorders>
+              <w:top w:val="single" w:color="A6A6A6" w:sz="4"/>
+              <w:left w:val="single" w:color="A6A6A6" w:sz="4"/>
+              <w:bottom w:val="single" w:color="A6A6A6" w:sz="4"/>
+              <w:right w:val="single" w:color="A6A6A6" w:sz="4"/>
+            </w:tcBorders>
+            <w:tcMar>
+              <w:top w:type="dxa" w:w="60"/>
+              <w:left w:type="dxa" w:w="100"/>
+              <w:bottom w:type="dxa" w:w="60"/>
+              <w:right w:type="dxa" w:w="100"/>
+            </w:tcMar>
+            <w:vAlign w:val="top"/>
+          </w:tcPr>
+          <w:p>
+            <w:pPr>
+              <w:spacing w:after="20" w:line="270"/>
+            </w:pPr>
+            <w:r>
+              <w:rPr>
+                <w:rFonts w:ascii="Arial" w:cs="Arial" w:eastAsia="Arial" w:hAnsi="Arial"/>
+                <w:sz w:val="19"/>
+                <w:szCs w:val="19"/>
+              </w:rPr>
+              <w:t xml:space="preserve">Hộp thoại gom vật tư theo nhà cung cấp: số đặt thêm = tối thiểu − tồn − đơn nhập đang về (kể cả Nháp), làm tròn lên; chọn dòng rồi "Lập đơn nhập" mở đơn nhập mới điền sẵn (chưa lưu gì cho tới khi bấm Lập đơn). /kho/ton-kho?belowMin=true&amp;reorder=1 mở thẳng hộp thoại.</w:t>
+            </w:r>
+          </w:p>
+        </w:tc>
+      </w:tr>
+      <w:tr>
+        <w:trPr>
+          <w:cantSplit/>
+        </w:trPr>
+        <w:tc>
+          <w:tcPr>
+            <w:tcW w:type="dxa" w:w="660"/>
+            <w:tcBorders>
+              <w:top w:val="single" w:color="A6A6A6" w:sz="4"/>
+              <w:left w:val="single" w:color="A6A6A6" w:sz="4"/>
+              <w:bottom w:val="single" w:color="A6A6A6" w:sz="4"/>
+              <w:right w:val="single" w:color="A6A6A6" w:sz="4"/>
+            </w:tcBorders>
+            <w:tcMar>
+              <w:top w:type="dxa" w:w="60"/>
+              <w:left w:type="dxa" w:w="100"/>
+              <w:bottom w:type="dxa" w:w="60"/>
+              <w:right w:type="dxa" w:w="100"/>
+            </w:tcMar>
+            <w:vAlign w:val="top"/>
+          </w:tcPr>
+          <w:p>
+            <w:pPr>
+              <w:spacing w:after="20" w:line="270"/>
+            </w:pPr>
+            <w:r>
+              <w:rPr>
+                <w:rFonts w:ascii="Arial" w:cs="Arial" w:eastAsia="Arial" w:hAnsi="Arial"/>
+                <w:sz w:val="19"/>
+                <w:szCs w:val="19"/>
+              </w:rPr>
+              <w:t xml:space="preserve">6</w:t>
+            </w:r>
+          </w:p>
+        </w:tc>
+        <w:tc>
+          <w:tcPr>
+            <w:tcW w:type="dxa" w:w="1100"/>
             <w:tcBorders>
               <w:top w:val="single" w:color="A6A6A6" w:sz="4"/>
               <w:left w:val="single" w:color="A6A6A6" w:sz="4"/>
@@ -1558,68 +1682,73 @@
         </w:tc>
         <w:tc>
           <w:tcPr>
-            <w:tcW w:type="dxa" w:w="3974"/>
-            <w:tcBorders>
-              <w:top w:val="single" w:color="A6A6A6" w:sz="4"/>
-              <w:left w:val="single" w:color="A6A6A6" w:sz="4"/>
-              <w:bottom w:val="single" w:color="A6A6A6" w:sz="4"/>
-              <w:right w:val="single" w:color="A6A6A6" w:sz="4"/>
-            </w:tcBorders>
-            <w:tcMar>
-              <w:top w:type="dxa" w:w="60"/>
-              <w:left w:type="dxa" w:w="100"/>
-              <w:bottom w:type="dxa" w:w="60"/>
-              <w:right w:type="dxa" w:w="100"/>
-            </w:tcMar>
-            <w:vAlign w:val="top"/>
-          </w:tcPr>
-          <w:p>
-            <w:pPr>
-              <w:spacing w:after="20" w:line="270"/>
-            </w:pPr>
-            <w:r>
-              <w:rPr>
-                <w:rFonts w:ascii="Arial" w:cs="Arial" w:eastAsia="Arial" w:hAnsi="Arial"/>
-                <w:sz w:val="19"/>
-                <w:szCs w:val="19"/>
-              </w:rPr>
-              <w:t xml:space="preserve">Cần nhập thêm hàng thì mở Phiếu kho hoặc Lập đơn nhập từ gợi ý ở trạng thái rỗng.</w:t>
-            </w:r>
-          </w:p>
-        </w:tc>
-        <w:tc>
-          <w:tcPr>
-            <w:tcW w:type="dxa" w:w="3578"/>
-            <w:tcBorders>
-              <w:top w:val="single" w:color="A6A6A6" w:sz="4"/>
-              <w:left w:val="single" w:color="A6A6A6" w:sz="4"/>
-              <w:bottom w:val="single" w:color="A6A6A6" w:sz="4"/>
-              <w:right w:val="single" w:color="A6A6A6" w:sz="4"/>
-            </w:tcBorders>
-            <w:tcMar>
-              <w:top w:type="dxa" w:w="60"/>
-              <w:left w:type="dxa" w:w="100"/>
-              <w:bottom w:type="dxa" w:w="60"/>
-              <w:right w:type="dxa" w:w="100"/>
-            </w:tcMar>
-            <w:vAlign w:val="top"/>
-          </w:tcPr>
-          <w:p>
-            <w:pPr>
-              <w:spacing w:after="20" w:line="270"/>
-            </w:pPr>
-            <w:r>
-              <w:rPr>
-                <w:rFonts w:ascii="Arial" w:cs="Arial" w:eastAsia="Arial" w:hAnsi="Arial"/>
-                <w:sz w:val="19"/>
-                <w:szCs w:val="19"/>
-              </w:rPr>
-              <w:t xml:space="preserve">Chuyển sang /kho/phieu hoặc /mua-hang/them.</w:t>
+            <w:tcW w:type="dxa" w:w="2879"/>
+            <w:tcBorders>
+              <w:top w:val="single" w:color="A6A6A6" w:sz="4"/>
+              <w:left w:val="single" w:color="A6A6A6" w:sz="4"/>
+              <w:bottom w:val="single" w:color="A6A6A6" w:sz="4"/>
+              <w:right w:val="single" w:color="A6A6A6" w:sz="4"/>
+            </w:tcBorders>
+            <w:tcMar>
+              <w:top w:type="dxa" w:w="60"/>
+              <w:left w:type="dxa" w:w="100"/>
+              <w:bottom w:type="dxa" w:w="60"/>
+              <w:right w:type="dxa" w:w="100"/>
+            </w:tcMar>
+            <w:vAlign w:val="top"/>
+          </w:tcPr>
+          <w:p>
+            <w:pPr>
+              <w:spacing w:after="20" w:line="270"/>
+            </w:pPr>
+            <w:r>
+              <w:rPr>
+                <w:rFonts w:ascii="Arial" w:cs="Arial" w:eastAsia="Arial" w:hAnsi="Arial"/>
+                <w:sz w:val="19"/>
+                <w:szCs w:val="19"/>
+              </w:rPr>
+              <w:t xml:space="preserve">Cần điều chỉnh tồn thì mở Phiếu kho.</w:t>
+            </w:r>
+          </w:p>
+        </w:tc>
+        <w:tc>
+          <w:tcPr>
+            <w:tcW w:type="dxa" w:w="4999"/>
+            <w:tcBorders>
+              <w:top w:val="single" w:color="A6A6A6" w:sz="4"/>
+              <w:left w:val="single" w:color="A6A6A6" w:sz="4"/>
+              <w:bottom w:val="single" w:color="A6A6A6" w:sz="4"/>
+              <w:right w:val="single" w:color="A6A6A6" w:sz="4"/>
+            </w:tcBorders>
+            <w:tcMar>
+              <w:top w:type="dxa" w:w="60"/>
+              <w:left w:type="dxa" w:w="100"/>
+              <w:bottom w:type="dxa" w:w="60"/>
+              <w:right w:type="dxa" w:w="100"/>
+            </w:tcMar>
+            <w:vAlign w:val="top"/>
+          </w:tcPr>
+          <w:p>
+            <w:pPr>
+              <w:spacing w:after="20" w:line="270"/>
+            </w:pPr>
+            <w:r>
+              <w:rPr>
+                <w:rFonts w:ascii="Arial" w:cs="Arial" w:eastAsia="Arial" w:hAnsi="Arial"/>
+                <w:sz w:val="19"/>
+                <w:szCs w:val="19"/>
+              </w:rPr>
+              <w:t xml:space="preserve">Chuyển sang /kho/phieu.</w:t>
             </w:r>
           </w:p>
         </w:tc>
       </w:tr>
     </w:tbl>
+    <w:p>
+      <w:pPr>
+        <w:spacing w:after="60"/>
+      </w:pPr>
+    </w:p>
     <w:p>
       <w:pPr>
         <w:pStyle w:val="Heading1"/>
@@ -1651,9 +1780,9 @@
         </w:tblBorders>
       </w:tblPr>
       <w:tblGrid>
-        <w:gridCol w:w="2007"/>
-        <w:gridCol w:w="4015"/>
-        <w:gridCol w:w="3616"/>
+        <w:gridCol w:w="1336"/>
+        <w:gridCol w:w="4485"/>
+        <w:gridCol w:w="3817"/>
       </w:tblGrid>
       <w:tr>
         <w:trPr>
@@ -1662,7 +1791,7 @@
         </w:trPr>
         <w:tc>
           <w:tcPr>
-            <w:tcW w:type="dxa" w:w="2007"/>
+            <w:tcW w:type="dxa" w:w="1336"/>
             <w:tcBorders>
               <w:top w:val="single" w:color="A6A6A6" w:sz="4"/>
               <w:left w:val="single" w:color="A6A6A6" w:sz="4"/>
@@ -1696,7 +1825,7 @@
         </w:tc>
         <w:tc>
           <w:tcPr>
-            <w:tcW w:type="dxa" w:w="4015"/>
+            <w:tcW w:type="dxa" w:w="4485"/>
             <w:tcBorders>
               <w:top w:val="single" w:color="A6A6A6" w:sz="4"/>
               <w:left w:val="single" w:color="A6A6A6" w:sz="4"/>
@@ -1730,7 +1859,7 @@
         </w:tc>
         <w:tc>
           <w:tcPr>
-            <w:tcW w:type="dxa" w:w="3616"/>
+            <w:tcW w:type="dxa" w:w="3817"/>
             <w:tcBorders>
               <w:top w:val="single" w:color="A6A6A6" w:sz="4"/>
               <w:left w:val="single" w:color="A6A6A6" w:sz="4"/>
@@ -1769,7 +1898,7 @@
         </w:trPr>
         <w:tc>
           <w:tcPr>
-            <w:tcW w:type="dxa" w:w="2007"/>
+            <w:tcW w:type="dxa" w:w="1336"/>
             <w:tcBorders>
               <w:top w:val="single" w:color="A6A6A6" w:sz="4"/>
               <w:left w:val="single" w:color="A6A6A6" w:sz="4"/>
@@ -1800,7 +1929,7 @@
         </w:tc>
         <w:tc>
           <w:tcPr>
-            <w:tcW w:type="dxa" w:w="4015"/>
+            <w:tcW w:type="dxa" w:w="4485"/>
             <w:tcBorders>
               <w:top w:val="single" w:color="A6A6A6" w:sz="4"/>
               <w:left w:val="single" w:color="A6A6A6" w:sz="4"/>
@@ -1831,7 +1960,7 @@
         </w:tc>
         <w:tc>
           <w:tcPr>
-            <w:tcW w:type="dxa" w:w="3616"/>
+            <w:tcW w:type="dxa" w:w="3817"/>
             <w:tcBorders>
               <w:top w:val="single" w:color="A6A6A6" w:sz="4"/>
               <w:left w:val="single" w:color="A6A6A6" w:sz="4"/>
@@ -1867,7 +1996,7 @@
         </w:trPr>
         <w:tc>
           <w:tcPr>
-            <w:tcW w:type="dxa" w:w="2007"/>
+            <w:tcW w:type="dxa" w:w="1336"/>
             <w:tcBorders>
               <w:top w:val="single" w:color="A6A6A6" w:sz="4"/>
               <w:left w:val="single" w:color="A6A6A6" w:sz="4"/>
@@ -1898,7 +2027,7 @@
         </w:tc>
         <w:tc>
           <w:tcPr>
-            <w:tcW w:type="dxa" w:w="4015"/>
+            <w:tcW w:type="dxa" w:w="4485"/>
             <w:tcBorders>
               <w:top w:val="single" w:color="A6A6A6" w:sz="4"/>
               <w:left w:val="single" w:color="A6A6A6" w:sz="4"/>
@@ -1929,7 +2058,7 @@
         </w:tc>
         <w:tc>
           <w:tcPr>
-            <w:tcW w:type="dxa" w:w="3616"/>
+            <w:tcW w:type="dxa" w:w="3817"/>
             <w:tcBorders>
               <w:top w:val="single" w:color="A6A6A6" w:sz="4"/>
               <w:left w:val="single" w:color="A6A6A6" w:sz="4"/>
@@ -1965,7 +2094,7 @@
         </w:trPr>
         <w:tc>
           <w:tcPr>
-            <w:tcW w:type="dxa" w:w="2007"/>
+            <w:tcW w:type="dxa" w:w="1336"/>
             <w:tcBorders>
               <w:top w:val="single" w:color="A6A6A6" w:sz="4"/>
               <w:left w:val="single" w:color="A6A6A6" w:sz="4"/>
@@ -1996,7 +2125,7 @@
         </w:tc>
         <w:tc>
           <w:tcPr>
-            <w:tcW w:type="dxa" w:w="4015"/>
+            <w:tcW w:type="dxa" w:w="4485"/>
             <w:tcBorders>
               <w:top w:val="single" w:color="A6A6A6" w:sz="4"/>
               <w:left w:val="single" w:color="A6A6A6" w:sz="4"/>
@@ -2027,7 +2156,7 @@
         </w:tc>
         <w:tc>
           <w:tcPr>
-            <w:tcW w:type="dxa" w:w="3616"/>
+            <w:tcW w:type="dxa" w:w="3817"/>
             <w:tcBorders>
               <w:top w:val="single" w:color="A6A6A6" w:sz="4"/>
               <w:left w:val="single" w:color="A6A6A6" w:sz="4"/>
@@ -2063,7 +2192,7 @@
         </w:trPr>
         <w:tc>
           <w:tcPr>
-            <w:tcW w:type="dxa" w:w="2007"/>
+            <w:tcW w:type="dxa" w:w="1336"/>
             <w:tcBorders>
               <w:top w:val="single" w:color="A6A6A6" w:sz="4"/>
               <w:left w:val="single" w:color="A6A6A6" w:sz="4"/>
@@ -2094,7 +2223,7 @@
         </w:tc>
         <w:tc>
           <w:tcPr>
-            <w:tcW w:type="dxa" w:w="4015"/>
+            <w:tcW w:type="dxa" w:w="4485"/>
             <w:tcBorders>
               <w:top w:val="single" w:color="A6A6A6" w:sz="4"/>
               <w:left w:val="single" w:color="A6A6A6" w:sz="4"/>
@@ -2125,7 +2254,7 @@
         </w:tc>
         <w:tc>
           <w:tcPr>
-            <w:tcW w:type="dxa" w:w="3616"/>
+            <w:tcW w:type="dxa" w:w="3817"/>
             <w:tcBorders>
               <w:top w:val="single" w:color="A6A6A6" w:sz="4"/>
               <w:left w:val="single" w:color="A6A6A6" w:sz="4"/>
@@ -2161,7 +2290,7 @@
         </w:trPr>
         <w:tc>
           <w:tcPr>
-            <w:tcW w:type="dxa" w:w="2007"/>
+            <w:tcW w:type="dxa" w:w="1336"/>
             <w:tcBorders>
               <w:top w:val="single" w:color="A6A6A6" w:sz="4"/>
               <w:left w:val="single" w:color="A6A6A6" w:sz="4"/>
@@ -2192,7 +2321,7 @@
         </w:tc>
         <w:tc>
           <w:tcPr>
-            <w:tcW w:type="dxa" w:w="4015"/>
+            <w:tcW w:type="dxa" w:w="4485"/>
             <w:tcBorders>
               <w:top w:val="single" w:color="A6A6A6" w:sz="4"/>
               <w:left w:val="single" w:color="A6A6A6" w:sz="4"/>
@@ -2223,7 +2352,7 @@
         </w:tc>
         <w:tc>
           <w:tcPr>
-            <w:tcW w:type="dxa" w:w="3616"/>
+            <w:tcW w:type="dxa" w:w="3817"/>
             <w:tcBorders>
               <w:top w:val="single" w:color="A6A6A6" w:sz="4"/>
               <w:left w:val="single" w:color="A6A6A6" w:sz="4"/>
@@ -2254,6 +2383,11 @@
         </w:tc>
       </w:tr>
     </w:tbl>
+    <w:p>
+      <w:pPr>
+        <w:spacing w:after="60"/>
+      </w:pPr>
+    </w:p>
     <w:p>
       <w:pPr>
         <w:pStyle w:val="Heading1"/>
@@ -2277,7 +2411,7 @@
         <w:pStyle w:val="ListParagraph"/>
         <w:numPr>
           <w:ilvl w:val="0"/>
-          <w:numId w:val="3"/>
+          <w:numId w:val="2"/>
         </w:numPr>
         <w:spacing w:after="70" w:line="290"/>
       </w:pPr>
@@ -2295,18 +2429,10 @@
         <w:pStyle w:val="ListParagraph"/>
         <w:numPr>
           <w:ilvl w:val="0"/>
-          <w:numId w:val="3"/>
+          <w:numId w:val="2"/>
         </w:numPr>
         <w:spacing w:after="70" w:line="290"/>
       </w:pPr>
-      <w:r>
-        <w:rPr>
-          <w:rFonts w:ascii="Arial" w:cs="Arial" w:eastAsia="Arial" w:hAnsi="Arial"/>
-          <w:sz w:val="21"/>
-          <w:szCs w:val="21"/>
-        </w:rPr>
-        <w:t xml:space="preserve"/>
-      </w:r>
       <w:r>
         <w:rPr>
           <w:rFonts w:ascii="Arial" w:cs="Arial" w:eastAsia="Arial" w:hAnsi="Arial"/>
@@ -2367,7 +2493,7 @@
         <w:pStyle w:val="ListParagraph"/>
         <w:numPr>
           <w:ilvl w:val="0"/>
-          <w:numId w:val="3"/>
+          <w:numId w:val="2"/>
         </w:numPr>
         <w:spacing w:after="70" w:line="290"/>
       </w:pPr>
@@ -2385,18 +2511,10 @@
         <w:pStyle w:val="ListParagraph"/>
         <w:numPr>
           <w:ilvl w:val="0"/>
-          <w:numId w:val="3"/>
+          <w:numId w:val="2"/>
         </w:numPr>
         <w:spacing w:after="70" w:line="290"/>
       </w:pPr>
-      <w:r>
-        <w:rPr>
-          <w:rFonts w:ascii="Arial" w:cs="Arial" w:eastAsia="Arial" w:hAnsi="Arial"/>
-          <w:sz w:val="21"/>
-          <w:szCs w:val="21"/>
-        </w:rPr>
-        <w:t xml:space="preserve"/>
-      </w:r>
       <w:r>
         <w:rPr>
           <w:rFonts w:ascii="Arial" w:cs="Arial" w:eastAsia="Arial" w:hAnsi="Arial"/>
@@ -2413,7 +2531,7 @@
           <w:sz w:val="21"/>
           <w:szCs w:val="21"/>
         </w:rPr>
-        <w:t xml:space="preserve"> = tồn dương × giá vốn ước tính; tồn âm không làm giá trị âm.</w:t>
+        <w:t xml:space="preserve"> = tồn dương × giá vốn bình quân gia quyền di động (ATL-04); tồn âm không làm giá trị âm. Chỉ hiện với người được xem giá trị tồn.</w:t>
       </w:r>
     </w:p>
     <w:p>
@@ -2421,7 +2539,53 @@
         <w:pStyle w:val="ListParagraph"/>
         <w:numPr>
           <w:ilvl w:val="0"/>
-          <w:numId w:val="3"/>
+          <w:numId w:val="2"/>
+        </w:numPr>
+        <w:spacing w:after="70" w:line="290"/>
+      </w:pPr>
+      <w:r>
+        <w:rPr>
+          <w:rFonts w:ascii="Arial" w:cs="Arial" w:eastAsia="Arial" w:hAnsi="Arial"/>
+          <w:b/>
+          <w:bCs/>
+          <w:sz w:val="21"/>
+          <w:szCs w:val="21"/>
+        </w:rPr>
+        <w:t xml:space="preserve">Nhà cung cấp gợi ý</w:t>
+      </w:r>
+      <w:r>
+        <w:rPr>
+          <w:rFonts w:ascii="Arial" w:cs="Arial" w:eastAsia="Arial" w:hAnsi="Arial"/>
+          <w:sz w:val="21"/>
+          <w:szCs w:val="21"/>
+        </w:rPr>
+        <w:t xml:space="preserve"> cho mỗi vật tư: NCC có giá thấp nhất trong danh mục hàng của NCC, nếu không có thì NCC lần mua gần nhất.</w:t>
+      </w:r>
+    </w:p>
+    <w:p>
+      <w:pPr>
+        <w:pStyle w:val="ListParagraph"/>
+        <w:numPr>
+          <w:ilvl w:val="0"/>
+          <w:numId w:val="2"/>
+        </w:numPr>
+        <w:spacing w:after="70" w:line="290"/>
+      </w:pPr>
+      <w:r>
+        <w:rPr>
+          <w:rFonts w:ascii="Arial" w:cs="Arial" w:eastAsia="Arial" w:hAnsi="Arial"/>
+          <w:sz w:val="21"/>
+          <w:szCs w:val="21"/>
+        </w:rPr>
+        <w:t xml:space="preserve">Tồn có âm hay không tuỳ thiết lập "Cho xuất quá số tồn" (ATL-20): mặc định cho phép; tắt thì mọi chứng từ làm tồn âm bị từ chối, trừ người có quyền "Xuất vượt tồn kho".</w:t>
+      </w:r>
+    </w:p>
+    <w:p>
+      <w:pPr>
+        <w:pStyle w:val="ListParagraph"/>
+        <w:numPr>
+          <w:ilvl w:val="0"/>
+          <w:numId w:val="2"/>
         </w:numPr>
         <w:spacing w:after="70" w:line="290"/>
       </w:pPr>
@@ -2439,7 +2603,7 @@
         <w:pStyle w:val="ListParagraph"/>
         <w:numPr>
           <w:ilvl w:val="0"/>
-          <w:numId w:val="3"/>
+          <w:numId w:val="2"/>
         </w:numPr>
         <w:spacing w:after="70" w:line="290"/>
       </w:pPr>
@@ -2457,7 +2621,7 @@
         <w:pStyle w:val="ListParagraph"/>
         <w:numPr>
           <w:ilvl w:val="0"/>
-          <w:numId w:val="3"/>
+          <w:numId w:val="2"/>
         </w:numPr>
         <w:spacing w:after="70" w:line="290"/>
       </w:pPr>
@@ -2501,8 +2665,8 @@
         </w:tblBorders>
       </w:tblPr>
       <w:tblGrid>
-        <w:gridCol w:w="2610"/>
-        <w:gridCol w:w="7028"/>
+        <w:gridCol w:w="2382"/>
+        <w:gridCol w:w="7256"/>
       </w:tblGrid>
       <w:tr>
         <w:trPr>
@@ -2511,7 +2675,7 @@
         </w:trPr>
         <w:tc>
           <w:tcPr>
-            <w:tcW w:type="dxa" w:w="2610"/>
+            <w:tcW w:type="dxa" w:w="2382"/>
             <w:tcBorders>
               <w:top w:val="single" w:color="A6A6A6" w:sz="4"/>
               <w:left w:val="single" w:color="A6A6A6" w:sz="4"/>
@@ -2545,7 +2709,7 @@
         </w:tc>
         <w:tc>
           <w:tcPr>
-            <w:tcW w:type="dxa" w:w="7028"/>
+            <w:tcW w:type="dxa" w:w="7256"/>
             <w:tcBorders>
               <w:top w:val="single" w:color="A6A6A6" w:sz="4"/>
               <w:left w:val="single" w:color="A6A6A6" w:sz="4"/>
@@ -2584,7 +2748,7 @@
         </w:trPr>
         <w:tc>
           <w:tcPr>
-            <w:tcW w:type="dxa" w:w="2610"/>
+            <w:tcW w:type="dxa" w:w="2382"/>
             <w:tcBorders>
               <w:top w:val="single" w:color="A6A6A6" w:sz="4"/>
               <w:left w:val="single" w:color="A6A6A6" w:sz="4"/>
@@ -2615,7 +2779,7 @@
         </w:tc>
         <w:tc>
           <w:tcPr>
-            <w:tcW w:type="dxa" w:w="7028"/>
+            <w:tcW w:type="dxa" w:w="7256"/>
             <w:tcBorders>
               <w:top w:val="single" w:color="A6A6A6" w:sz="4"/>
               <w:left w:val="single" w:color="A6A6A6" w:sz="4"/>
@@ -2651,7 +2815,7 @@
         </w:trPr>
         <w:tc>
           <w:tcPr>
-            <w:tcW w:type="dxa" w:w="2610"/>
+            <w:tcW w:type="dxa" w:w="2382"/>
             <w:tcBorders>
               <w:top w:val="single" w:color="A6A6A6" w:sz="4"/>
               <w:left w:val="single" w:color="A6A6A6" w:sz="4"/>
@@ -2682,7 +2846,7 @@
         </w:tc>
         <w:tc>
           <w:tcPr>
-            <w:tcW w:type="dxa" w:w="7028"/>
+            <w:tcW w:type="dxa" w:w="7256"/>
             <w:tcBorders>
               <w:top w:val="single" w:color="A6A6A6" w:sz="4"/>
               <w:left w:val="single" w:color="A6A6A6" w:sz="4"/>
@@ -2718,7 +2882,7 @@
         </w:trPr>
         <w:tc>
           <w:tcPr>
-            <w:tcW w:type="dxa" w:w="2610"/>
+            <w:tcW w:type="dxa" w:w="2382"/>
             <w:tcBorders>
               <w:top w:val="single" w:color="A6A6A6" w:sz="4"/>
               <w:left w:val="single" w:color="A6A6A6" w:sz="4"/>
@@ -2749,7 +2913,7 @@
         </w:tc>
         <w:tc>
           <w:tcPr>
-            <w:tcW w:type="dxa" w:w="7028"/>
+            <w:tcW w:type="dxa" w:w="7256"/>
             <w:tcBorders>
               <w:top w:val="single" w:color="A6A6A6" w:sz="4"/>
               <w:left w:val="single" w:color="A6A6A6" w:sz="4"/>
@@ -2775,11 +2939,150 @@
                 <w:szCs w:val="19"/>
               </w:rPr>
               <w:t xml:space="preserve">Mở chi tiết hàng; tồn tối thiểu cấu hình ở hàng hoá.</w:t>
+            </w:r>
+          </w:p>
+        </w:tc>
+      </w:tr>
+      <w:tr>
+        <w:trPr>
+          <w:cantSplit/>
+        </w:trPr>
+        <w:tc>
+          <w:tcPr>
+            <w:tcW w:type="dxa" w:w="2382"/>
+            <w:tcBorders>
+              <w:top w:val="single" w:color="A6A6A6" w:sz="4"/>
+              <w:left w:val="single" w:color="A6A6A6" w:sz="4"/>
+              <w:bottom w:val="single" w:color="A6A6A6" w:sz="4"/>
+              <w:right w:val="single" w:color="A6A6A6" w:sz="4"/>
+            </w:tcBorders>
+            <w:tcMar>
+              <w:top w:type="dxa" w:w="60"/>
+              <w:left w:type="dxa" w:w="100"/>
+              <w:bottom w:type="dxa" w:w="60"/>
+              <w:right w:type="dxa" w:w="100"/>
+            </w:tcMar>
+            <w:vAlign w:val="top"/>
+          </w:tcPr>
+          <w:p>
+            <w:pPr>
+              <w:spacing w:after="20" w:line="270"/>
+            </w:pPr>
+            <w:r>
+              <w:rPr>
+                <w:rFonts w:ascii="Arial" w:cs="Arial" w:eastAsia="Arial" w:hAnsi="Arial"/>
+                <w:sz w:val="19"/>
+                <w:szCs w:val="19"/>
+              </w:rPr>
+              <w:t xml:space="preserve">Kho (ATL-32)</w:t>
+            </w:r>
+          </w:p>
+        </w:tc>
+        <w:tc>
+          <w:tcPr>
+            <w:tcW w:type="dxa" w:w="7256"/>
+            <w:tcBorders>
+              <w:top w:val="single" w:color="A6A6A6" w:sz="4"/>
+              <w:left w:val="single" w:color="A6A6A6" w:sz="4"/>
+              <w:bottom w:val="single" w:color="A6A6A6" w:sz="4"/>
+              <w:right w:val="single" w:color="A6A6A6" w:sz="4"/>
+            </w:tcBorders>
+            <w:tcMar>
+              <w:top w:type="dxa" w:w="60"/>
+              <w:left w:type="dxa" w:w="100"/>
+              <w:bottom w:type="dxa" w:w="60"/>
+              <w:right w:type="dxa" w:w="100"/>
+            </w:tcMar>
+            <w:vAlign w:val="top"/>
+          </w:tcPr>
+          <w:p>
+            <w:pPr>
+              <w:spacing w:after="20" w:line="270"/>
+            </w:pPr>
+            <w:r>
+              <w:rPr>
+                <w:rFonts w:ascii="Arial" w:cs="Arial" w:eastAsia="Arial" w:hAnsi="Arial"/>
+                <w:sz w:val="19"/>
+                <w:szCs w:val="19"/>
+              </w:rPr>
+              <w:t xml:space="preserve">Danh mục kho; trang kho có liên kết "Xem tồn kho" của riêng kho đó.</w:t>
+            </w:r>
+          </w:p>
+        </w:tc>
+      </w:tr>
+      <w:tr>
+        <w:trPr>
+          <w:cantSplit/>
+        </w:trPr>
+        <w:tc>
+          <w:tcPr>
+            <w:tcW w:type="dxa" w:w="2382"/>
+            <w:tcBorders>
+              <w:top w:val="single" w:color="A6A6A6" w:sz="4"/>
+              <w:left w:val="single" w:color="A6A6A6" w:sz="4"/>
+              <w:bottom w:val="single" w:color="A6A6A6" w:sz="4"/>
+              <w:right w:val="single" w:color="A6A6A6" w:sz="4"/>
+            </w:tcBorders>
+            <w:tcMar>
+              <w:top w:type="dxa" w:w="60"/>
+              <w:left w:type="dxa" w:w="100"/>
+              <w:bottom w:type="dxa" w:w="60"/>
+              <w:right w:type="dxa" w:w="100"/>
+            </w:tcMar>
+            <w:vAlign w:val="top"/>
+          </w:tcPr>
+          <w:p>
+            <w:pPr>
+              <w:spacing w:after="20" w:line="270"/>
+            </w:pPr>
+            <w:r>
+              <w:rPr>
+                <w:rFonts w:ascii="Arial" w:cs="Arial" w:eastAsia="Arial" w:hAnsi="Arial"/>
+                <w:sz w:val="19"/>
+                <w:szCs w:val="19"/>
+              </w:rPr>
+              <w:t xml:space="preserve">Tổng quan (ATL-02)</w:t>
+            </w:r>
+          </w:p>
+        </w:tc>
+        <w:tc>
+          <w:tcPr>
+            <w:tcW w:type="dxa" w:w="7256"/>
+            <w:tcBorders>
+              <w:top w:val="single" w:color="A6A6A6" w:sz="4"/>
+              <w:left w:val="single" w:color="A6A6A6" w:sz="4"/>
+              <w:bottom w:val="single" w:color="A6A6A6" w:sz="4"/>
+              <w:right w:val="single" w:color="A6A6A6" w:sz="4"/>
+            </w:tcBorders>
+            <w:tcMar>
+              <w:top w:type="dxa" w:w="60"/>
+              <w:left w:type="dxa" w:w="100"/>
+              <w:bottom w:type="dxa" w:w="60"/>
+              <w:right w:type="dxa" w:w="100"/>
+            </w:tcMar>
+            <w:vAlign w:val="top"/>
+          </w:tcPr>
+          <w:p>
+            <w:pPr>
+              <w:spacing w:after="20" w:line="270"/>
+            </w:pPr>
+            <w:r>
+              <w:rPr>
+                <w:rFonts w:ascii="Arial" w:cs="Arial" w:eastAsia="Arial" w:hAnsi="Arial"/>
+                <w:sz w:val="19"/>
+                <w:szCs w:val="19"/>
+              </w:rPr>
+              <w:t xml:space="preserve">Dưới tồn tối thiểu, Tồn kho an toàn, Cơ cấu tồn kho mở trang này.</w:t>
             </w:r>
           </w:p>
         </w:tc>
       </w:tr>
     </w:tbl>
+    <w:p>
+      <w:pPr>
+        <w:spacing w:after="60"/>
+      </w:pPr>
+    </w:p>
     <w:p>
       <w:pPr>
         <w:pStyle w:val="Heading1"/>
@@ -2811,8 +3114,8 @@
         </w:tblBorders>
       </w:tblPr>
       <w:tblGrid>
-        <w:gridCol w:w="3614"/>
-        <w:gridCol w:w="6024"/>
+        <w:gridCol w:w="2527"/>
+        <w:gridCol w:w="7111"/>
       </w:tblGrid>
       <w:tr>
         <w:trPr>
@@ -2821,7 +3124,7 @@
         </w:trPr>
         <w:tc>
           <w:tcPr>
-            <w:tcW w:type="dxa" w:w="3614"/>
+            <w:tcW w:type="dxa" w:w="2527"/>
             <w:tcBorders>
               <w:top w:val="single" w:color="A6A6A6" w:sz="4"/>
               <w:left w:val="single" w:color="A6A6A6" w:sz="4"/>
@@ -2855,7 +3158,7 @@
         </w:tc>
         <w:tc>
           <w:tcPr>
-            <w:tcW w:type="dxa" w:w="6024"/>
+            <w:tcW w:type="dxa" w:w="7111"/>
             <w:tcBorders>
               <w:top w:val="single" w:color="A6A6A6" w:sz="4"/>
               <w:left w:val="single" w:color="A6A6A6" w:sz="4"/>
@@ -2894,7 +3197,7 @@
         </w:trPr>
         <w:tc>
           <w:tcPr>
-            <w:tcW w:type="dxa" w:w="3614"/>
+            <w:tcW w:type="dxa" w:w="2527"/>
             <w:tcBorders>
               <w:top w:val="single" w:color="A6A6A6" w:sz="4"/>
               <w:left w:val="single" w:color="A6A6A6" w:sz="4"/>
@@ -2925,7 +3228,7 @@
         </w:tc>
         <w:tc>
           <w:tcPr>
-            <w:tcW w:type="dxa" w:w="6024"/>
+            <w:tcW w:type="dxa" w:w="7111"/>
             <w:tcBorders>
               <w:top w:val="single" w:color="A6A6A6" w:sz="4"/>
               <w:left w:val="single" w:color="A6A6A6" w:sz="4"/>
@@ -2951,11 +3254,83 @@
                 <w:szCs w:val="19"/>
               </w:rPr>
               <w:t xml:space="preserve">Bảng rỗng kèm gợi ý lập phiếu kho hoặc đơn nhập.</w:t>
+            </w:r>
+          </w:p>
+        </w:tc>
+      </w:tr>
+      <w:tr>
+        <w:trPr>
+          <w:cantSplit/>
+        </w:trPr>
+        <w:tc>
+          <w:tcPr>
+            <w:tcW w:type="dxa" w:w="2527"/>
+            <w:tcBorders>
+              <w:top w:val="single" w:color="A6A6A6" w:sz="4"/>
+              <w:left w:val="single" w:color="A6A6A6" w:sz="4"/>
+              <w:bottom w:val="single" w:color="A6A6A6" w:sz="4"/>
+              <w:right w:val="single" w:color="A6A6A6" w:sz="4"/>
+            </w:tcBorders>
+            <w:tcMar>
+              <w:top w:type="dxa" w:w="60"/>
+              <w:left w:type="dxa" w:w="100"/>
+              <w:bottom w:type="dxa" w:w="60"/>
+              <w:right w:type="dxa" w:w="100"/>
+            </w:tcMar>
+            <w:vAlign w:val="top"/>
+          </w:tcPr>
+          <w:p>
+            <w:pPr>
+              <w:spacing w:after="20" w:line="270"/>
+            </w:pPr>
+            <w:r>
+              <w:rPr>
+                <w:rFonts w:ascii="Arial" w:cs="Arial" w:eastAsia="Arial" w:hAnsi="Arial"/>
+                <w:sz w:val="19"/>
+                <w:szCs w:val="19"/>
+              </w:rPr>
+              <w:t xml:space="preserve">Không có vật tư nào dưới tối thiểu</w:t>
+            </w:r>
+          </w:p>
+        </w:tc>
+        <w:tc>
+          <w:tcPr>
+            <w:tcW w:type="dxa" w:w="7111"/>
+            <w:tcBorders>
+              <w:top w:val="single" w:color="A6A6A6" w:sz="4"/>
+              <w:left w:val="single" w:color="A6A6A6" w:sz="4"/>
+              <w:bottom w:val="single" w:color="A6A6A6" w:sz="4"/>
+              <w:right w:val="single" w:color="A6A6A6" w:sz="4"/>
+            </w:tcBorders>
+            <w:tcMar>
+              <w:top w:type="dxa" w:w="60"/>
+              <w:left w:type="dxa" w:w="100"/>
+              <w:bottom w:type="dxa" w:w="60"/>
+              <w:right w:type="dxa" w:w="100"/>
+            </w:tcMar>
+            <w:vAlign w:val="top"/>
+          </w:tcPr>
+          <w:p>
+            <w:pPr>
+              <w:spacing w:after="20" w:line="270"/>
+            </w:pPr>
+            <w:r>
+              <w:rPr>
+                <w:rFonts w:ascii="Arial" w:cs="Arial" w:eastAsia="Arial" w:hAnsi="Arial"/>
+                <w:sz w:val="19"/>
+                <w:szCs w:val="19"/>
+              </w:rPr>
+              <w:t xml:space="preserve">Hộp gợi ý báo "Không có vật tư nào dưới tồn tối thiểu."; dòng đã có đơn đang về đủ bù ghi "đơn đang về đã đủ bù".</w:t>
             </w:r>
           </w:p>
         </w:tc>
       </w:tr>
     </w:tbl>
+    <w:p>
+      <w:pPr>
+        <w:spacing w:after="60"/>
+      </w:pPr>
+    </w:p>
     <w:p>
       <w:pPr>
         <w:pStyle w:val="Heading1"/>
@@ -2979,7 +3354,7 @@
         <w:pStyle w:val="ListParagraph"/>
         <w:numPr>
           <w:ilvl w:val="0"/>
-          <w:numId w:val="2"/>
+          <w:numId w:val="1"/>
         </w:numPr>
         <w:spacing w:after="60" w:line="290"/>
       </w:pPr>
@@ -2989,7 +3364,7 @@
           <w:sz w:val="21"/>
           <w:szCs w:val="21"/>
         </w:rPr>
-        <w:t xml:space="preserve">Giá trị tồn tính theo giá vốn ước tính.</w:t>
+        <w:t xml:space="preserve">Giá trị tồn tính theo giá vốn bình quân hiện tại; báo cáo Tồn kho hiện tại (ATL-03) dùng cùng cách tính.</w:t>
       </w:r>
     </w:p>
     <w:p>
@@ -2997,7 +3372,25 @@
         <w:pStyle w:val="ListParagraph"/>
         <w:numPr>
           <w:ilvl w:val="0"/>
-          <w:numId w:val="2"/>
+          <w:numId w:val="1"/>
+        </w:numPr>
+        <w:spacing w:after="60" w:line="290"/>
+      </w:pPr>
+      <w:r>
+        <w:rPr>
+          <w:rFonts w:ascii="Arial" w:cs="Arial" w:eastAsia="Arial" w:hAnsi="Arial"/>
+          <w:sz w:val="21"/>
+          <w:szCs w:val="21"/>
+        </w:rPr>
+        <w:t xml:space="preserve">Dữ liệu được lưu ở máy chủ (cơ sở dữ liệu PostgreSQL) và đọc / ghi qua API; các quy tắc nghiệp vụ trong tài liệu này được áp ở máy chủ, giao diện báo lỗi sớm cho người dùng.</w:t>
+      </w:r>
+    </w:p>
+    <w:p>
+      <w:pPr>
+        <w:pStyle w:val="ListParagraph"/>
+        <w:numPr>
+          <w:ilvl w:val="0"/>
+          <w:numId w:val="1"/>
         </w:numPr>
         <w:spacing w:after="60" w:line="290"/>
       </w:pPr>
@@ -3060,7 +3453,7 @@
 </file>
 
 <file path=word/footer1.xml><?xml version="1.0" encoding="utf-8"?>
-<w:ftr xmlns:wpc="http://schemas.microsoft.com/office/word/2010/wordprocessingCanvas" xmlns:mc="http://schemas.openxmlformats.org/markup-compatibility/2006" xmlns:o="urn:schemas-microsoft-com:office:office" xmlns:r="http://schemas.openxmlformats.org/officeDocument/2006/relationships" xmlns:m="http://schemas.openxmlformats.org/officeDocument/2006/math" xmlns:v="urn:schemas-microsoft-com:vml" xmlns:wp14="http://schemas.microsoft.com/office/word/2010/wordprocessingDrawing" xmlns:wp="http://schemas.openxmlformats.org/drawingml/2006/wordprocessingDrawing" xmlns:w10="urn:schemas-microsoft-com:office:word" xmlns:w="http://schemas.openxmlformats.org/wordprocessingml/2006/main" xmlns:w14="http://schemas.microsoft.com/office/word/2010/wordml" xmlns:w15="http://schemas.microsoft.com/office/word/2012/wordml" xmlns:wpg="http://schemas.microsoft.com/office/word/2010/wordprocessingGroup" xmlns:wpi="http://schemas.microsoft.com/office/word/2010/wordprocessingInk" xmlns:wne="http://schemas.microsoft.com/office/word/2006/wordml" xmlns:wps="http://schemas.microsoft.com/office/word/2010/wordprocessingShape">
+<w:ftr xmlns:r="http://schemas.openxmlformats.org/officeDocument/2006/relationships" xmlns:w="http://schemas.openxmlformats.org/wordprocessingml/2006/main">
   <w:p>
     <w:pPr>
       <w:jc w:val="center"/>
@@ -3100,6 +3493,15 @@
         <w:szCs w:val="17"/>
       </w:rPr>
       <w:fldChar w:fldCharType="separate"/>
+    </w:r>
+    <w:r>
+      <w:rPr>
+        <w:rFonts w:ascii="Arial" w:cs="Arial" w:eastAsia="Arial" w:hAnsi="Arial"/>
+        <w:color w:val="7F7F7F"/>
+        <w:sz w:val="17"/>
+        <w:szCs w:val="17"/>
+      </w:rPr>
+      <w:t>1</w:t>
     </w:r>
     <w:r>
       <w:rPr>
@@ -3153,6 +3555,15 @@
         <w:sz w:val="17"/>
         <w:szCs w:val="17"/>
       </w:rPr>
+      <w:t>1</w:t>
+    </w:r>
+    <w:r>
+      <w:rPr>
+        <w:rFonts w:ascii="Arial" w:cs="Arial" w:eastAsia="Arial" w:hAnsi="Arial"/>
+        <w:color w:val="7F7F7F"/>
+        <w:sz w:val="17"/>
+        <w:szCs w:val="17"/>
+      </w:rPr>
       <w:fldChar w:fldCharType="end"/>
     </w:r>
   </w:p>
@@ -3197,7 +3608,7 @@
 </file>
 
 <file path=word/header1.xml><?xml version="1.0" encoding="utf-8"?>
-<w:hdr xmlns:wpc="http://schemas.microsoft.com/office/word/2010/wordprocessingCanvas" xmlns:mc="http://schemas.openxmlformats.org/markup-compatibility/2006" xmlns:o="urn:schemas-microsoft-com:office:office" xmlns:r="http://schemas.openxmlformats.org/officeDocument/2006/relationships" xmlns:m="http://schemas.openxmlformats.org/officeDocument/2006/math" xmlns:v="urn:schemas-microsoft-com:vml" xmlns:wp14="http://schemas.microsoft.com/office/word/2010/wordprocessingDrawing" xmlns:wp="http://schemas.openxmlformats.org/drawingml/2006/wordprocessingDrawing" xmlns:w10="urn:schemas-microsoft-com:office:word" xmlns:w="http://schemas.openxmlformats.org/wordprocessingml/2006/main" xmlns:w14="http://schemas.microsoft.com/office/word/2010/wordml" xmlns:w15="http://schemas.microsoft.com/office/word/2012/wordml" xmlns:wpg="http://schemas.microsoft.com/office/word/2010/wordprocessingGroup" xmlns:wpi="http://schemas.microsoft.com/office/word/2010/wordprocessingInk" xmlns:wne="http://schemas.microsoft.com/office/word/2006/wordml" xmlns:wps="http://schemas.microsoft.com/office/word/2010/wordprocessingShape" xmlns:cx="http://schemas.microsoft.com/office/drawing/2014/chartex" xmlns:cx1="http://schemas.microsoft.com/office/drawing/2015/9/8/chartex" xmlns:cx2="http://schemas.microsoft.com/office/drawing/2015/10/21/chartex" xmlns:cx3="http://schemas.microsoft.com/office/drawing/2016/5/9/chartex" xmlns:cx4="http://schemas.microsoft.com/office/drawing/2016/5/10/chartex" xmlns:cx5="http://schemas.microsoft.com/office/drawing/2016/5/11/chartex" xmlns:cx6="http://schemas.microsoft.com/office/drawing/2016/5/12/chartex" xmlns:cx7="http://schemas.microsoft.com/office/drawing/2016/5/13/chartex" xmlns:cx8="http://schemas.microsoft.com/office/drawing/2016/5/14/chartex" xmlns:w16cid="http://schemas.microsoft.com/office/word/2016/wordml/cid" xmlns:w16se="http://schemas.microsoft.com/office/word/2015/wordml/symex">
+<w:hdr xmlns:r="http://schemas.openxmlformats.org/officeDocument/2006/relationships" xmlns:w="http://schemas.openxmlformats.org/wordprocessingml/2006/main">
   <w:p>
     <w:pPr>
       <w:pBdr>
@@ -3223,101 +3634,18 @@
         <w:sz w:val="17"/>
         <w:szCs w:val="17"/>
       </w:rPr>
-      <w:t xml:space="preserve">	ATL-05 · Tồn kho</w:t>
+      <w:tab/>
+      <w:t xml:space="preserve">ATL-05 · Tồn kho</w:t>
     </w:r>
   </w:p>
 </w:hdr>
 </file>
 
 <file path=word/numbering.xml><?xml version="1.0" encoding="utf-8"?>
-<w:numbering xmlns:wpc="http://schemas.microsoft.com/office/word/2010/wordprocessingCanvas" xmlns:mc="http://schemas.openxmlformats.org/markup-compatibility/2006" xmlns:o="urn:schemas-microsoft-com:office:office" xmlns:r="http://schemas.openxmlformats.org/officeDocument/2006/relationships" xmlns:m="http://schemas.openxmlformats.org/officeDocument/2006/math" xmlns:v="urn:schemas-microsoft-com:vml" xmlns:wp14="http://schemas.microsoft.com/office/word/2010/wordprocessingDrawing" xmlns:wp="http://schemas.openxmlformats.org/drawingml/2006/wordprocessingDrawing" xmlns:w10="urn:schemas-microsoft-com:office:word" xmlns:w="http://schemas.openxmlformats.org/wordprocessingml/2006/main" xmlns:w14="http://schemas.microsoft.com/office/word/2010/wordml" xmlns:w15="http://schemas.microsoft.com/office/word/2012/wordml" xmlns:wpg="http://schemas.microsoft.com/office/word/2010/wordprocessingGroup" xmlns:wpi="http://schemas.microsoft.com/office/word/2010/wordprocessingInk" xmlns:wne="http://schemas.microsoft.com/office/word/2006/wordml" xmlns:wps="http://schemas.microsoft.com/office/word/2010/wordprocessingShape" mc:Ignorable="w14 w15 wp14">
-  <w:abstractNum w:abstractNumId="1" w15:restartNumberingAfterBreak="0">
-    <w:multiLevelType w:val="hybridMultilevel"/>
-    <w:lvl w:ilvl="0" w:tentative="1">
-      <w:start w:val="1"/>
-      <w:numFmt w:val="bullet"/>
-      <w:lvlText w:val="●"/>
-      <w:lvlJc w:val="left"/>
-      <w:pPr>
-        <w:ind w:left="720" w:hanging="360"/>
-      </w:pPr>
-    </w:lvl>
-    <w:lvl w:ilvl="1" w:tentative="1">
-      <w:start w:val="1"/>
-      <w:numFmt w:val="bullet"/>
-      <w:lvlText w:val="○"/>
-      <w:lvlJc w:val="left"/>
-      <w:pPr>
-        <w:ind w:left="1440" w:hanging="360"/>
-      </w:pPr>
-    </w:lvl>
-    <w:lvl w:ilvl="2" w:tentative="1">
-      <w:start w:val="1"/>
-      <w:numFmt w:val="bullet"/>
-      <w:lvlText w:val="■"/>
-      <w:lvlJc w:val="left"/>
-      <w:pPr>
-        <w:ind w:left="2160" w:hanging="360"/>
-      </w:pPr>
-    </w:lvl>
-    <w:lvl w:ilvl="3" w:tentative="1">
-      <w:start w:val="1"/>
-      <w:numFmt w:val="bullet"/>
-      <w:lvlText w:val="●"/>
-      <w:lvlJc w:val="left"/>
-      <w:pPr>
-        <w:ind w:left="2880" w:hanging="360"/>
-      </w:pPr>
-    </w:lvl>
-    <w:lvl w:ilvl="4" w:tentative="1">
-      <w:start w:val="1"/>
-      <w:numFmt w:val="bullet"/>
-      <w:lvlText w:val="○"/>
-      <w:lvlJc w:val="left"/>
-      <w:pPr>
-        <w:ind w:left="3600" w:hanging="360"/>
-      </w:pPr>
-    </w:lvl>
-    <w:lvl w:ilvl="5" w:tentative="1">
-      <w:start w:val="1"/>
-      <w:numFmt w:val="bullet"/>
-      <w:lvlText w:val="■"/>
-      <w:lvlJc w:val="left"/>
-      <w:pPr>
-        <w:ind w:left="4320" w:hanging="360"/>
-      </w:pPr>
-    </w:lvl>
-    <w:lvl w:ilvl="6" w:tentative="1">
-      <w:start w:val="1"/>
-      <w:numFmt w:val="bullet"/>
-      <w:lvlText w:val="●"/>
-      <w:lvlJc w:val="left"/>
-      <w:pPr>
-        <w:ind w:left="5040" w:hanging="360"/>
-      </w:pPr>
-    </w:lvl>
-    <w:lvl w:ilvl="7" w:tentative="1">
-      <w:start w:val="1"/>
-      <w:numFmt w:val="bullet"/>
-      <w:lvlText w:val="●"/>
-      <w:lvlJc w:val="left"/>
-      <w:pPr>
-        <w:ind w:left="5760" w:hanging="360"/>
-      </w:pPr>
-    </w:lvl>
-    <w:lvl w:ilvl="8" w:tentative="1">
-      <w:start w:val="1"/>
-      <w:numFmt w:val="bullet"/>
-      <w:lvlText w:val="●"/>
-      <w:lvlJc w:val="left"/>
-      <w:pPr>
-        <w:ind w:left="6480" w:hanging="360"/>
-      </w:pPr>
-    </w:lvl>
-  </w:abstractNum>
-  <w:abstractNum w:abstractNumId="2" w15:restartNumberingAfterBreak="0">
-    <w:multiLevelType w:val="hybridMultilevel"/>
-    <w:lvl w:ilvl="0" w:tentative="1">
+<w:numbering xmlns:r="http://schemas.openxmlformats.org/officeDocument/2006/relationships" xmlns:w="http://schemas.openxmlformats.org/wordprocessingml/2006/main">
+  <w:abstractNum w:abstractNumId="1">
+    <w:multiLevelType w:val="singleLevel"/>
+    <w:lvl w:ilvl="0">
       <w:start w:val="1"/>
       <w:numFmt w:val="bullet"/>
       <w:lvlText w:val="•"/>
@@ -3327,9 +3655,9 @@
       </w:pPr>
     </w:lvl>
   </w:abstractNum>
-  <w:abstractNum w:abstractNumId="3" w15:restartNumberingAfterBreak="0">
-    <w:multiLevelType w:val="hybridMultilevel"/>
-    <w:lvl w:ilvl="0" w:tentative="1">
+  <w:abstractNum w:abstractNumId="2">
+    <w:multiLevelType w:val="singleLevel"/>
+    <w:lvl w:ilvl="0">
       <w:start w:val="1"/>
       <w:numFmt w:val="decimal"/>
       <w:lvlText w:val="%1."/>
@@ -3341,18 +3669,9 @@
   </w:abstractNum>
   <w:num w:numId="1">
     <w:abstractNumId w:val="1"/>
-    <w:lvlOverride w:ilvl="0">
-      <w:startOverride w:val="1"/>
-    </w:lvlOverride>
   </w:num>
   <w:num w:numId="2">
     <w:abstractNumId w:val="2"/>
-    <w:lvlOverride w:ilvl="0">
-      <w:startOverride w:val="1"/>
-    </w:lvlOverride>
-  </w:num>
-  <w:num w:numId="3">
-    <w:abstractNumId w:val="3"/>
     <w:lvlOverride w:ilvl="0">
       <w:startOverride w:val="1"/>
     </w:lvlOverride>
